--- a/docs/architecture/backend-system-design-clean-architecture.docx
+++ b/docs/architecture/backend-system-design-clean-architecture.docx
@@ -11344,6 +11344,125 @@
       </w:tr>
     </w:tbl>
     <w:p/>
+    <w:p>
+      <w:r>
+        <w:br w:type="page"/>
+      </w:r>
+    </w:p>
+    <w:p>
+      <w:pPr>
+        <w:pStyle w:val="Heading1"/>
+      </w:pPr>
+      <w:r>
+        <w:t>20. Addendum - Customer-Assisted Refund Architecture</w:t>
+      </w:r>
+    </w:p>
+    <w:p>
+      <w:pPr>
+        <w:pStyle w:val="Heading2"/>
+      </w:pPr>
+      <w:r>
+        <w:t>20.1. Transaction boundary</w:t>
+      </w:r>
+    </w:p>
+    <w:p>
+      <w:pPr>
+        <w:pStyle w:val="ListNumber"/>
+      </w:pPr>
+      <w:r>
+        <w:t>Cancellation transaction updates showtime, seats, booking, ticket, refund, refund claim, token, notification, audit and encrypted email outbox.</w:t>
+      </w:r>
+    </w:p>
+    <w:p>
+      <w:pPr>
+        <w:pStyle w:val="ListNumber"/>
+      </w:pPr>
+      <w:r>
+        <w:t>SMTP, account enquiry and payout calls run only after the cancellation transaction commits.</w:t>
+      </w:r>
+    </w:p>
+    <w:p>
+      <w:pPr>
+        <w:pStyle w:val="ListNumber"/>
+      </w:pPr>
+      <w:r>
+        <w:t>The showtime start-time condition is rechecked inside the transaction.</w:t>
+      </w:r>
+    </w:p>
+    <w:p>
+      <w:pPr>
+        <w:pStyle w:val="Heading2"/>
+      </w:pPr>
+      <w:r>
+        <w:t>20.2. Application boundaries</w:t>
+      </w:r>
+    </w:p>
+    <w:p>
+      <w:pPr>
+        <w:pStyle w:val="ListBullet"/>
+      </w:pPr>
+      <w:r>
+        <w:t>IRefundClaimService owns resolve, verify, review, submit and token reissue use cases.</w:t>
+      </w:r>
+    </w:p>
+    <w:p>
+      <w:pPr>
+        <w:pStyle w:val="ListBullet"/>
+      </w:pPr>
+      <w:r>
+        <w:t>IBankAccountInquiryGateway verifies destination account existence and returns the canonical holder name.</w:t>
+      </w:r>
+    </w:p>
+    <w:p>
+      <w:pPr>
+        <w:pStyle w:val="ListBullet"/>
+      </w:pPr>
+      <w:r>
+        <w:t>IRefundPayoutGateway submits idempotent payout attempts.</w:t>
+      </w:r>
+    </w:p>
+    <w:p>
+      <w:pPr>
+        <w:pStyle w:val="ListBullet"/>
+      </w:pPr>
+      <w:r>
+        <w:t>IRefundCompletionService atomically completes Refund, Booking, Ticket, reward points, Notification and Audit.</w:t>
+      </w:r>
+    </w:p>
+    <w:p>
+      <w:pPr>
+        <w:pStyle w:val="ListBullet"/>
+      </w:pPr>
+      <w:r>
+        <w:t>Manager controllers cannot call payout or completion methods.</w:t>
+      </w:r>
+    </w:p>
+    <w:p>
+      <w:pPr>
+        <w:pStyle w:val="Heading2"/>
+      </w:pPr>
+      <w:r>
+        <w:t>20.3. Payout state boundary</w:t>
+      </w:r>
+    </w:p>
+    <w:p>
+      <w:r>
+        <w:t>CREATED -&gt; SUBMITTED -&gt; ACCEPTED -&gt; CONFIRMED. Only CONFIRMED may produce REFUND.SUCCESS. FAILED or unverifiable destinations produce REFUND.MANUAL_REQUIRED.</w:t>
+      </w:r>
+    </w:p>
+    <w:p>
+      <w:pPr>
+        <w:pStyle w:val="Heading2"/>
+      </w:pPr>
+      <w:r>
+        <w:t>20.4. Provider limitation</w:t>
+      </w:r>
+    </w:p>
+    <w:p>
+      <w:r>
+        <w:t>As of 25/06/2026, the public SePay documentation reviewed by the team does not publish recipient account-name enquiry or arbitrary payout APIs. A concrete adapter requires an official private contract, sandbox, callback signature, idempotency and terminal-status specification.</w:t>
+      </w:r>
+    </w:p>
     <w:sectPr>
       <w:pgSz w:w="12240" w:h="15840"/>
       <w:pgMar w:top="1080" w:right="1152" w:bottom="1080" w:left="1152" w:header="720" w:footer="720" w:gutter="0"/>
